--- a/assets/templates/cyllene_procedure.docx
+++ b/assets/templates/cyllene_procedure.docx
@@ -644,7 +644,7 @@
         <w:pStyle w:val="Titre1"/>
       </w:pPr>
       <w:r>
-        <w:t>{{ loop.index }} {{ s.titre }}</w:t>
+        <w:t>{{ s.titre }}</w:t>
       </w:r>
     </w:p>
     <w:p>
